--- a/lab_meeting/2026.10.16_랩미팅 자료_카드시험.docx
+++ b/lab_meeting/2026.10.16_랩미팅 자료_카드시험.docx
@@ -14087,6 +14087,51 @@
     </w:p>
     <w:p>
       <w:pPr>
+        <w:spacing w:before="60" w:after="100"/>
+        <w:rPr>
+          <w:lang w:eastAsia="ko-KR"/>
+        </w:rPr>
+      </w:pPr>
+      <w:r>
+        <w:rPr>
+          <w:b/>
+          <w:color w:val="1F4E79"/>
+          <w:sz w:val="20"/>
+          <w:szCs w:val="20"/>
+          <w:lang w:eastAsia="ko-KR"/>
+        </w:rPr>
+        <w:t xml:space="preserve">문헌에서 가져온 원리 (DDKG 3.2.1)  </w:t>
+      </w:r>
+      <w:r>
+        <w:rPr>
+          <w:sz w:val="20"/>
+          <w:szCs w:val="20"/>
+          <w:lang w:eastAsia="ko-KR"/>
+        </w:rPr>
+        <w:t xml:space="preserve">DDKG는 지식을 추출하기 전에 자료의 잡음을 줄이고 형식을 통일한다. 형식을 변환하고, 필요한 지식이 들어 있는 부분의 경계를 찾아 불필요한 내용을 없앤 뒤 하나의 모음으로 합친다. 우리도 같은 원리로 자료마다 필요한 만큼만 정리한다.</w:t>
+      </w:r>
+    </w:p>
+    <w:p>
+      <w:pPr>
+        <w:keepNext/>
+        <w:spacing w:before="240"/>
+        <w:rPr>
+          <w:lang w:eastAsia="ko-KR"/>
+        </w:rPr>
+      </w:pPr>
+      <w:r>
+        <w:rPr>
+          <w:b/>
+          <w:color w:val="1F4E79"/>
+          <w:sz w:val="25"/>
+          <w:szCs w:val="25"/>
+          <w:lang w:eastAsia="ko-KR"/>
+        </w:rPr>
+        <w:t xml:space="preserve">우리 적용</w:t>
+      </w:r>
+    </w:p>
+    <w:p>
+      <w:pPr>
         <w:keepNext/>
         <w:spacing w:before="60" w:after="40"/>
         <w:jc w:val="center"/>
@@ -14094,7 +14139,7 @@
       <w:r>
         <w:drawing>
           <wp:inline distT="0" distB="0" distL="0" distR="0">
-            <wp:extent cx="6078855" cy="5870437"/>
+            <wp:extent cx="6078855" cy="4680718"/>
             <wp:docPr id="1" name="card_2_3" descr="card_2_3"/>
             <wp:cNvGraphicFramePr>
               <a:graphicFrameLocks xmlns:a="http://schemas.openxmlformats.org/drawingml/2006/main" noChangeAspect="1"/>
@@ -14115,7 +14160,7 @@
                   <pic:spPr>
                     <a:xfrm>
                       <a:off x="0" y="0"/>
-                      <a:ext cx="6078855" cy="5870437"/>
+                      <a:ext cx="6078855" cy="4680718"/>
                     </a:xfrm>
                     <a:prstGeom prst="rect">
                       <a:avLst/>
@@ -14143,7 +14188,7 @@
           <w:szCs w:val="18"/>
           <w:lang w:eastAsia="ko-KR"/>
         </w:rPr>
-        <w:t xml:space="preserve">그림. 단계 1 전처리의 원리와 적용 (근거 문헌: DDKG 3.2.1)</w:t>
+        <w:t xml:space="preserve">그림. 단계 1 전처리의 적용 과정</w:t>
       </w:r>
     </w:p>
     <w:p>
